--- a/EXPERIMENT 29.docx
+++ b/EXPERIMENT 29.docx
@@ -2,6 +2,18 @@
 <file path=word/document.xml><?xml version="1.0" encoding="utf-8"?>
 <w:document xmlns:wpc="http://schemas.microsoft.com/office/word/2010/wordprocessingCanvas" xmlns:cx="http://schemas.microsoft.com/office/drawing/2014/chartex" xmlns:cx1="http://schemas.microsoft.com/office/drawing/2015/9/8/chartex" xmlns:cx2="http://schemas.microsoft.com/office/drawing/2015/10/21/chartex" xmlns:cx3="http://schemas.microsoft.com/office/drawing/2016/5/9/chartex" xmlns:cx4="http://schemas.microsoft.com/office/drawing/2016/5/10/chartex" xmlns:cx5="http://schemas.microsoft.com/office/drawing/2016/5/11/chartex" xmlns:cx6="http://schemas.microsoft.com/office/drawing/2016/5/12/chartex" xmlns:cx7="http://schemas.microsoft.com/office/drawing/2016/5/13/chartex" xmlns:cx8="http://schemas.microsoft.com/office/drawing/2016/5/14/chartex" xmlns:mc="http://schemas.openxmlformats.org/markup-compatibility/2006" xmlns:aink="http://schemas.microsoft.com/office/drawing/2016/ink" xmlns:am3d="http://schemas.microsoft.com/office/drawing/2017/model3d" xmlns:o="urn:schemas-microsoft-com:office:office" xmlns:oel="http://schemas.microsoft.com/office/2019/extlst" xmlns:r="http://schemas.openxmlformats.org/officeDocument/2006/relationships" xmlns:m="http://schemas.openxmlformats.org/officeDocument/2006/math" xmlns:v="urn:schemas-microsoft-com:vml" xmlns:wp14="http://schemas.microsoft.com/office/word/2010/wordprocessingDrawing" xmlns:wp="http://schemas.openxmlformats.org/drawingml/2006/wordprocessingDrawing" xmlns:w10="urn:schemas-microsoft-com:office:word" xmlns:w="http://schemas.openxmlformats.org/wordprocessingml/2006/main" xmlns:w14="http://schemas.microsoft.com/office/word/2010/wordml" xmlns:w15="http://schemas.microsoft.com/office/word/2012/wordml" xmlns:w16cex="http://schemas.microsoft.com/office/word/2018/wordml/cex" xmlns:w16cid="http://schemas.microsoft.com/office/word/2016/wordml/cid" xmlns:w16="http://schemas.microsoft.com/office/word/2018/wordml" xmlns:w16du="http://schemas.microsoft.com/office/word/2023/wordml/word16du" xmlns:w16sdtdh="http://schemas.microsoft.com/office/word/2020/wordml/sdtdatahash" xmlns:w16sdtfl="http://schemas.microsoft.com/office/word/2024/wordml/sdtformatlock" xmlns:w16se="http://schemas.microsoft.com/office/word/2015/wordml/symex" xmlns:wpg="http://schemas.microsoft.com/office/word/2010/wordprocessingGroup" xmlns:wpi="http://schemas.microsoft.com/office/word/2010/wordprocessingInk" xmlns:wne="http://schemas.microsoft.com/office/word/2006/wordml" xmlns:wps="http://schemas.microsoft.com/office/word/2010/wordprocessingShape" mc:Ignorable="w14 w15 w16se w16cid w16 w16cex w16sdtdh w16sdtfl w16du wp14">
   <w:body>
+    <w:p>
+      <w:r>
+        <w:t xml:space="preserve">29) </w:t>
+      </w:r>
+      <w:r>
+        <w:t>Write a Prolog Program for PLANETS DB</w:t>
+      </w:r>
+      <w:r>
+        <w:t>?</w:t>
+      </w:r>
+    </w:p>
+    <w:p/>
     <w:p>
       <w:pPr>
         <w:rPr>
@@ -14,7 +26,7 @@
           <w:b/>
           <w:bCs/>
         </w:rPr>
-        <w:t>29. Write a C program to simulate the solution of Classical Process Synchronization</w:t>
+        <w:t>PROGRAM:</w:t>
       </w:r>
     </w:p>
     <w:p>
@@ -24,530 +36,152 @@
           <w:bCs/>
         </w:rPr>
       </w:pPr>
-      <w:r>
-        <w:rPr>
-          <w:b/>
-          <w:bCs/>
-        </w:rPr>
-        <w:t>Problem.</w:t>
-      </w:r>
-    </w:p>
-    <w:p>
-      <w:r>
-        <w:t>#include &lt;</w:t>
-      </w:r>
-      <w:proofErr w:type="spellStart"/>
-      <w:r>
-        <w:t>stdio.h</w:t>
-      </w:r>
-      <w:proofErr w:type="spellEnd"/>
-      <w:r>
-        <w:t>&gt;</w:t>
-      </w:r>
-    </w:p>
-    <w:p>
-      <w:r>
-        <w:t>#include &lt;</w:t>
-      </w:r>
-      <w:proofErr w:type="spellStart"/>
-      <w:r>
-        <w:t>stdlib.h</w:t>
-      </w:r>
-      <w:proofErr w:type="spellEnd"/>
-      <w:r>
-        <w:t>&gt;</w:t>
-      </w:r>
-    </w:p>
-    <w:p>
-      <w:r>
-        <w:t>int mutex = 1, full = 0, empty = 3, x = 0; // buffer size = 3</w:t>
-      </w:r>
-    </w:p>
-    <w:p>
-      <w:r>
-        <w:t xml:space="preserve">void </w:t>
+    </w:p>
+    <w:p>
+      <w:r>
+        <w:t>% --- Planet Database ---</w:t>
+      </w:r>
+    </w:p>
+    <w:p>
+      <w:r>
+        <w:t>% planet(Name, DistanceFromSun_MillionKm, Diameter_Km, Moons).</w:t>
+      </w:r>
+    </w:p>
+    <w:p>
+      <w:r>
+        <w:t>planet('Mercury',   58,   4879,   0).</w:t>
+      </w:r>
+    </w:p>
+    <w:p>
+      <w:r>
+        <w:t>planet('Venus',    108,  12104,   0).</w:t>
+      </w:r>
+    </w:p>
+    <w:p>
+      <w:r>
+        <w:t>planet('Earth',    150,  12742,   1).</w:t>
+      </w:r>
+    </w:p>
+    <w:p>
+      <w:r>
+        <w:t>planet('Mars',     228,   6779,   2).</w:t>
+      </w:r>
+    </w:p>
+    <w:p>
+      <w:r>
+        <w:t>planet('Jupiter',  778, 139820,  79).</w:t>
+      </w:r>
+    </w:p>
+    <w:p>
+      <w:r>
+        <w:t>planet('Saturn',  1430, 116460,  83).</w:t>
+      </w:r>
+    </w:p>
+    <w:p>
+      <w:r>
+        <w:t>planet('Uranus',  2870,  50724,  27).</w:t>
+      </w:r>
+    </w:p>
+    <w:p>
+      <w:r>
+        <w:t>planet('Neptune', 4500,  49244,  14).</w:t>
+      </w:r>
+    </w:p>
+    <w:p/>
+    <w:p>
+      <w:r>
+        <w:t>% --- RULES ---</w:t>
+      </w:r>
+    </w:p>
+    <w:p>
+      <w:r>
+        <w:t>% 1. Find planets with more than X moons</w:t>
+      </w:r>
+    </w:p>
+    <w:p>
+      <w:r>
+        <w:t>planets_with_moons(MinMoons, Name</w:t>
       </w:r>
       <w:proofErr w:type="gramStart"/>
       <w:r>
-        <w:t>wait(</w:t>
+        <w:t>) :</w:t>
       </w:r>
       <w:proofErr w:type="gramEnd"/>
       <w:r>
-        <w:t xml:space="preserve">int *s) </w:t>
+        <w:t>-</w:t>
+      </w:r>
+    </w:p>
+    <w:p>
+      <w:r>
+        <w:t xml:space="preserve">    planet(Name, _, _, Moons),</w:t>
+      </w:r>
+    </w:p>
+    <w:p>
+      <w:r>
+        <w:t xml:space="preserve">    Moons &gt;= MinMoons.</w:t>
+      </w:r>
+    </w:p>
+    <w:p/>
+    <w:p>
+      <w:r>
+        <w:t>% 2. Find planets farther than X million km</w:t>
+      </w:r>
+    </w:p>
+    <w:p>
+      <w:r>
+        <w:t>far_planets(MinDist, Name</w:t>
       </w:r>
       <w:proofErr w:type="gramStart"/>
       <w:r>
-        <w:t>{ (</w:t>
+        <w:t>) :</w:t>
       </w:r>
       <w:proofErr w:type="gramEnd"/>
       <w:r>
-        <w:t>*</w:t>
+        <w:t>-</w:t>
+      </w:r>
+    </w:p>
+    <w:p>
+      <w:r>
+        <w:t xml:space="preserve">    planet(Name, Dist, _, _),</w:t>
+      </w:r>
+    </w:p>
+    <w:p>
+      <w:r>
+        <w:t xml:space="preserve">    Dist &gt;= MinDist.</w:t>
+      </w:r>
+    </w:p>
+    <w:p/>
+    <w:p>
+      <w:r>
+        <w:t>% 3. Get full details of a planet</w:t>
+      </w:r>
+    </w:p>
+    <w:p>
+      <w:r>
+        <w:t>planet_details(Name, Distance, Diameter, Moons</w:t>
       </w:r>
       <w:proofErr w:type="gramStart"/>
       <w:r>
-        <w:t>s)--; }</w:t>
+        <w:t>) :</w:t>
       </w:r>
       <w:proofErr w:type="gramEnd"/>
-    </w:p>
-    <w:p>
-      <w:r>
-        <w:t xml:space="preserve">void </w:t>
+      <w:r>
+        <w:t>-</w:t>
+      </w:r>
+    </w:p>
+    <w:p>
+      <w:r>
+        <w:t xml:space="preserve">    </w:t>
       </w:r>
       <w:proofErr w:type="gramStart"/>
       <w:r>
-        <w:t>signal(</w:t>
+        <w:t>planet(</w:t>
       </w:r>
       <w:proofErr w:type="gramEnd"/>
       <w:r>
-        <w:t xml:space="preserve">int *s) </w:t>
-      </w:r>
-      <w:proofErr w:type="gramStart"/>
-      <w:r>
-        <w:t>{ (</w:t>
-      </w:r>
-      <w:proofErr w:type="gramEnd"/>
-      <w:r>
-        <w:t>*</w:t>
-      </w:r>
-      <w:proofErr w:type="gramStart"/>
-      <w:r>
-        <w:t>s)+</w:t>
-      </w:r>
-      <w:proofErr w:type="gramEnd"/>
-      <w:r>
-        <w:t>+</w:t>
-      </w:r>
-      <w:proofErr w:type="gramStart"/>
-      <w:r>
-        <w:t>; }</w:t>
-      </w:r>
-      <w:proofErr w:type="gramEnd"/>
-    </w:p>
-    <w:p>
-      <w:r>
-        <w:t xml:space="preserve">void </w:t>
-      </w:r>
-      <w:proofErr w:type="gramStart"/>
-      <w:r>
-        <w:t>producer(</w:t>
-      </w:r>
-      <w:proofErr w:type="gramEnd"/>
-      <w:r>
-        <w:t>) {</w:t>
-      </w:r>
-    </w:p>
-    <w:p>
-      <w:r>
-        <w:t xml:space="preserve">    wait(&amp;mutex);</w:t>
-      </w:r>
-    </w:p>
-    <w:p>
-      <w:r>
-        <w:t xml:space="preserve">    wait(&amp;empty);</w:t>
-      </w:r>
-    </w:p>
-    <w:p>
-      <w:r>
-        <w:t xml:space="preserve">    x++;</w:t>
-      </w:r>
-    </w:p>
-    <w:p>
-      <w:r>
-        <w:t xml:space="preserve">    </w:t>
-      </w:r>
-      <w:proofErr w:type="spellStart"/>
-      <w:proofErr w:type="gramStart"/>
-      <w:r>
-        <w:t>printf</w:t>
-      </w:r>
-      <w:proofErr w:type="spellEnd"/>
-      <w:r>
-        <w:t>(</w:t>
-      </w:r>
-      <w:proofErr w:type="gramEnd"/>
-      <w:r>
-        <w:t>"Producer produces item %d\n", x);</w:t>
-      </w:r>
-    </w:p>
-    <w:p>
-      <w:r>
-        <w:t xml:space="preserve">    signal(&amp;full);</w:t>
-      </w:r>
-    </w:p>
-    <w:p>
-      <w:r>
-        <w:t xml:space="preserve">    signal(&amp;mutex);</w:t>
-      </w:r>
-    </w:p>
-    <w:p>
-      <w:r>
-        <w:t>}</w:t>
-      </w:r>
-    </w:p>
-    <w:p>
-      <w:r>
-        <w:t xml:space="preserve">void </w:t>
-      </w:r>
-      <w:proofErr w:type="gramStart"/>
-      <w:r>
-        <w:t>consumer(</w:t>
-      </w:r>
-      <w:proofErr w:type="gramEnd"/>
-      <w:r>
-        <w:t>) {</w:t>
-      </w:r>
-    </w:p>
-    <w:p>
-      <w:r>
-        <w:t xml:space="preserve">    wait(&amp;mutex);</w:t>
-      </w:r>
-    </w:p>
-    <w:p>
-      <w:r>
-        <w:t xml:space="preserve">    wait(&amp;full);</w:t>
-      </w:r>
-    </w:p>
-    <w:p>
-      <w:r>
-        <w:t xml:space="preserve">    </w:t>
-      </w:r>
-      <w:proofErr w:type="spellStart"/>
-      <w:proofErr w:type="gramStart"/>
-      <w:r>
-        <w:t>printf</w:t>
-      </w:r>
-      <w:proofErr w:type="spellEnd"/>
-      <w:r>
-        <w:t>(</w:t>
-      </w:r>
-      <w:proofErr w:type="gramEnd"/>
-      <w:r>
-        <w:t>"Consumer consumes item %d\n", x);</w:t>
-      </w:r>
-    </w:p>
-    <w:p>
-      <w:r>
-        <w:t xml:space="preserve">    x--;</w:t>
-      </w:r>
-    </w:p>
-    <w:p>
-      <w:r>
-        <w:t xml:space="preserve">    signal(&amp;empty);</w:t>
-      </w:r>
-    </w:p>
-    <w:p>
-      <w:r>
-        <w:t xml:space="preserve">    signal(&amp;mutex);</w:t>
-      </w:r>
-    </w:p>
-    <w:p>
-      <w:r>
-        <w:t>}</w:t>
-      </w:r>
-    </w:p>
-    <w:p>
-      <w:r>
-        <w:t xml:space="preserve">int </w:t>
-      </w:r>
-      <w:proofErr w:type="gramStart"/>
-      <w:r>
-        <w:t>main(</w:t>
-      </w:r>
-      <w:proofErr w:type="gramEnd"/>
-      <w:r>
-        <w:t>) {</w:t>
-      </w:r>
-    </w:p>
-    <w:p>
-      <w:r>
-        <w:t xml:space="preserve">    int choice;</w:t>
-      </w:r>
-    </w:p>
-    <w:p>
-      <w:r>
-        <w:t xml:space="preserve">    </w:t>
-      </w:r>
-      <w:proofErr w:type="spellStart"/>
-      <w:proofErr w:type="gramStart"/>
-      <w:r>
-        <w:t>printf</w:t>
-      </w:r>
-      <w:proofErr w:type="spellEnd"/>
-      <w:r>
-        <w:t>(</w:t>
-      </w:r>
-      <w:proofErr w:type="gramEnd"/>
-      <w:r>
-        <w:t>"--- Classical Process Synchronization (Producer-Consumer) ---\n");</w:t>
-      </w:r>
-    </w:p>
-    <w:p>
-      <w:r>
-        <w:lastRenderedPageBreak/>
-        <w:t xml:space="preserve">    while (1) {</w:t>
-      </w:r>
-    </w:p>
-    <w:p>
-      <w:r>
-        <w:t xml:space="preserve">        </w:t>
-      </w:r>
-      <w:proofErr w:type="spellStart"/>
-      <w:proofErr w:type="gramStart"/>
-      <w:r>
-        <w:t>printf</w:t>
-      </w:r>
-      <w:proofErr w:type="spellEnd"/>
-      <w:r>
-        <w:t>(</w:t>
-      </w:r>
-      <w:proofErr w:type="gramEnd"/>
-      <w:r>
-        <w:t xml:space="preserve">"\n1. Produce 2. </w:t>
-      </w:r>
-      <w:proofErr w:type="gramStart"/>
-      <w:r>
-        <w:t>Consume  3</w:t>
-      </w:r>
-      <w:proofErr w:type="gramEnd"/>
-      <w:r>
-        <w:t>. Exit\</w:t>
-      </w:r>
-      <w:proofErr w:type="spellStart"/>
-      <w:r>
-        <w:t>nEnter</w:t>
-      </w:r>
-      <w:proofErr w:type="spellEnd"/>
-      <w:r>
-        <w:t xml:space="preserve"> choice: ");</w:t>
-      </w:r>
-    </w:p>
-    <w:p>
-      <w:r>
-        <w:t xml:space="preserve">        </w:t>
-      </w:r>
-      <w:proofErr w:type="spellStart"/>
-      <w:proofErr w:type="gramStart"/>
-      <w:r>
-        <w:t>scanf</w:t>
-      </w:r>
-      <w:proofErr w:type="spellEnd"/>
-      <w:r>
-        <w:t>(</w:t>
-      </w:r>
-      <w:proofErr w:type="gramEnd"/>
-      <w:r>
-        <w:t>"%d", &amp;choice);</w:t>
-      </w:r>
-    </w:p>
-    <w:p>
-      <w:r>
-        <w:t xml:space="preserve">        switch (choice) {</w:t>
-      </w:r>
-    </w:p>
-    <w:p>
-      <w:r>
-        <w:t xml:space="preserve">            case 1:</w:t>
-      </w:r>
-    </w:p>
-    <w:p>
-      <w:r>
-        <w:t xml:space="preserve">                if ((mutex == 1) &amp;&amp; (</w:t>
-      </w:r>
-      <w:proofErr w:type="gramStart"/>
-      <w:r>
-        <w:t>empty !</w:t>
-      </w:r>
-      <w:proofErr w:type="gramEnd"/>
-      <w:r>
-        <w:t>= 0))</w:t>
-      </w:r>
-    </w:p>
-    <w:p>
-      <w:r>
-        <w:t xml:space="preserve">                    </w:t>
-      </w:r>
-      <w:proofErr w:type="gramStart"/>
-      <w:r>
-        <w:t>producer(</w:t>
-      </w:r>
-      <w:proofErr w:type="gramEnd"/>
-      <w:r>
-        <w:t>);</w:t>
-      </w:r>
-    </w:p>
-    <w:p>
-      <w:r>
-        <w:t xml:space="preserve">                else</w:t>
-      </w:r>
-    </w:p>
-    <w:p>
-      <w:r>
-        <w:t xml:space="preserve">                    </w:t>
-      </w:r>
-      <w:proofErr w:type="spellStart"/>
-      <w:proofErr w:type="gramStart"/>
-      <w:r>
-        <w:t>printf</w:t>
-      </w:r>
-      <w:proofErr w:type="spellEnd"/>
-      <w:r>
-        <w:t>(</w:t>
-      </w:r>
-      <w:proofErr w:type="gramEnd"/>
-      <w:r>
-        <w:t xml:space="preserve">"Buffer is </w:t>
-      </w:r>
-      <w:proofErr w:type="gramStart"/>
-      <w:r>
-        <w:t>Full!\</w:t>
-      </w:r>
-      <w:proofErr w:type="gramEnd"/>
-      <w:r>
-        <w:t>n");</w:t>
-      </w:r>
-    </w:p>
-    <w:p>
-      <w:r>
-        <w:t xml:space="preserve">                break;</w:t>
-      </w:r>
-    </w:p>
-    <w:p>
-      <w:r>
-        <w:t xml:space="preserve">            case 2:</w:t>
-      </w:r>
-    </w:p>
-    <w:p>
-      <w:r>
-        <w:t xml:space="preserve">                if ((mutex == 1) &amp;&amp; (</w:t>
-      </w:r>
-      <w:proofErr w:type="gramStart"/>
-      <w:r>
-        <w:t>full !</w:t>
-      </w:r>
-      <w:proofErr w:type="gramEnd"/>
-      <w:r>
-        <w:t>= 0))</w:t>
-      </w:r>
-    </w:p>
-    <w:p>
-      <w:r>
-        <w:t xml:space="preserve">                    </w:t>
-      </w:r>
-      <w:proofErr w:type="gramStart"/>
-      <w:r>
-        <w:t>consumer(</w:t>
-      </w:r>
-      <w:proofErr w:type="gramEnd"/>
-      <w:r>
-        <w:t>);</w:t>
-      </w:r>
-    </w:p>
-    <w:p>
-      <w:r>
-        <w:t xml:space="preserve">                else</w:t>
-      </w:r>
-    </w:p>
-    <w:p>
-      <w:r>
-        <w:t xml:space="preserve">                    </w:t>
-      </w:r>
-      <w:proofErr w:type="spellStart"/>
-      <w:proofErr w:type="gramStart"/>
-      <w:r>
-        <w:t>printf</w:t>
-      </w:r>
-      <w:proofErr w:type="spellEnd"/>
-      <w:r>
-        <w:t>(</w:t>
-      </w:r>
-      <w:proofErr w:type="gramEnd"/>
-      <w:r>
-        <w:t xml:space="preserve">"Buffer is </w:t>
-      </w:r>
-      <w:proofErr w:type="gramStart"/>
-      <w:r>
-        <w:t>Empty!\</w:t>
-      </w:r>
-      <w:proofErr w:type="gramEnd"/>
-      <w:r>
-        <w:t>n");</w:t>
-      </w:r>
-    </w:p>
-    <w:p>
-      <w:r>
-        <w:t xml:space="preserve">                break;</w:t>
-      </w:r>
-    </w:p>
-    <w:p>
-      <w:r>
-        <w:t xml:space="preserve">            case 3:</w:t>
-      </w:r>
-    </w:p>
-    <w:p>
-      <w:r>
-        <w:t xml:space="preserve">                </w:t>
-      </w:r>
-      <w:proofErr w:type="gramStart"/>
-      <w:r>
-        <w:t>exit(</w:t>
-      </w:r>
-      <w:proofErr w:type="gramEnd"/>
-      <w:r>
-        <w:t>0);</w:t>
-      </w:r>
-    </w:p>
-    <w:p>
-      <w:r>
-        <w:t xml:space="preserve">            default:</w:t>
-      </w:r>
-    </w:p>
-    <w:p>
-      <w:r>
-        <w:t xml:space="preserve">                </w:t>
-      </w:r>
-      <w:proofErr w:type="spellStart"/>
-      <w:proofErr w:type="gramStart"/>
-      <w:r>
-        <w:t>printf</w:t>
-      </w:r>
-      <w:proofErr w:type="spellEnd"/>
-      <w:r>
-        <w:t>(</w:t>
-      </w:r>
-      <w:proofErr w:type="gramEnd"/>
-      <w:r>
-        <w:t xml:space="preserve">"Invalid </w:t>
-      </w:r>
-      <w:proofErr w:type="gramStart"/>
-      <w:r>
-        <w:t>choice!\</w:t>
-      </w:r>
-      <w:proofErr w:type="gramEnd"/>
-      <w:r>
-        <w:t>n");</w:t>
-      </w:r>
-    </w:p>
-    <w:p>
-      <w:r>
-        <w:t xml:space="preserve">        }</w:t>
-      </w:r>
-    </w:p>
-    <w:p>
-      <w:r>
-        <w:t xml:space="preserve">    }</w:t>
-      </w:r>
-    </w:p>
-    <w:p>
-      <w:r>
-        <w:t xml:space="preserve">    return 0;</w:t>
-      </w:r>
-    </w:p>
-    <w:p>
-      <w:r>
-        <w:t>}</w:t>
-      </w:r>
-    </w:p>
-    <w:p/>
+        <w:t>Name, Distance, Diameter, Moons).</w:t>
+      </w:r>
+    </w:p>
     <w:p/>
     <w:p>
       <w:pPr>
@@ -561,55 +195,60 @@
           <w:b/>
           <w:bCs/>
         </w:rPr>
-        <w:lastRenderedPageBreak/>
-        <w:t>OUTPUT-</w:t>
-      </w:r>
-    </w:p>
-    <w:p>
-      <w:r>
-        <w:t>File created/opened successfully.</w:t>
-      </w:r>
-    </w:p>
-    <w:p>
-      <w:r>
-        <w:t>Data written to file.</w:t>
-      </w:r>
-    </w:p>
-    <w:p>
-      <w:r>
-        <w:t>Data read from file: Hello, UNIX System Calls!</w:t>
-      </w:r>
-    </w:p>
-    <w:p>
-      <w:r>
-        <w:t>de &lt;</w:t>
-      </w:r>
-      <w:proofErr w:type="spellStart"/>
-      <w:r>
-        <w:t>stdlib.h</w:t>
-      </w:r>
-      <w:proofErr w:type="spellEnd"/>
-      <w:r>
-        <w:t>&gt;</w:t>
-      </w:r>
-    </w:p>
-    <w:p>
-      <w:r>
-        <w:t xml:space="preserve">int mutex = 1, full = 0, empty = 3, x = 0; // buffer </w:t>
-      </w:r>
-      <w:proofErr w:type="spellStart"/>
-      <w:r>
-        <w:t>sizeFile</w:t>
-      </w:r>
-      <w:proofErr w:type="spellEnd"/>
-      <w:r>
-        <w:t xml:space="preserve"> closed successfully.</w:t>
+        <w:t>OUTPUT:</w:t>
+      </w:r>
+    </w:p>
+    <w:p>
+      <w:pPr>
+        <w:rPr>
+          <w:b/>
+          <w:bCs/>
+        </w:rPr>
+      </w:pPr>
+    </w:p>
+    <w:p>
+      <w:r>
+        <w:drawing>
+          <wp:inline distT="0" distB="0" distL="0" distR="0" wp14:anchorId="20B738E0" wp14:editId="7416DB51">
+            <wp:extent cx="5731510" cy="980440"/>
+            <wp:effectExtent l="0" t="0" r="2540" b="0"/>
+            <wp:docPr id="1542155850" name="Picture 1"/>
+            <wp:cNvGraphicFramePr>
+              <a:graphicFrameLocks xmlns:a="http://schemas.openxmlformats.org/drawingml/2006/main" noChangeAspect="1"/>
+            </wp:cNvGraphicFramePr>
+            <a:graphic xmlns:a="http://schemas.openxmlformats.org/drawingml/2006/main">
+              <a:graphicData uri="http://schemas.openxmlformats.org/drawingml/2006/picture">
+                <pic:pic xmlns:pic="http://schemas.openxmlformats.org/drawingml/2006/picture">
+                  <pic:nvPicPr>
+                    <pic:cNvPr id="1542155850" name=""/>
+                    <pic:cNvPicPr/>
+                  </pic:nvPicPr>
+                  <pic:blipFill>
+                    <a:blip r:embed="rId4"/>
+                    <a:stretch>
+                      <a:fillRect/>
+                    </a:stretch>
+                  </pic:blipFill>
+                  <pic:spPr>
+                    <a:xfrm>
+                      <a:off x="0" y="0"/>
+                      <a:ext cx="5731510" cy="980440"/>
+                    </a:xfrm>
+                    <a:prstGeom prst="rect">
+                      <a:avLst/>
+                    </a:prstGeom>
+                  </pic:spPr>
+                </pic:pic>
+              </a:graphicData>
+            </a:graphic>
+          </wp:inline>
+        </w:drawing>
       </w:r>
     </w:p>
     <w:sectPr>
-      <w:pgSz w:w="12240" w:h="15840"/>
-      <w:pgMar w:top="1440" w:right="1440" w:bottom="1440" w:left="1440" w:header="720" w:footer="720" w:gutter="0"/>
-      <w:cols w:space="720"/>
+      <w:pgSz w:w="11906" w:h="16838"/>
+      <w:pgMar w:top="1440" w:right="1440" w:bottom="1440" w:left="1440" w:header="708" w:footer="708" w:gutter="0"/>
+      <w:cols w:space="708"/>
       <w:docGrid w:linePitch="360"/>
     </w:sectPr>
   </w:body>
@@ -623,15 +262,15 @@
       <w:rPr>
         <w:rFonts w:asciiTheme="minorHAnsi" w:eastAsiaTheme="minorHAnsi" w:hAnsiTheme="minorHAnsi" w:cstheme="minorBidi"/>
         <w:kern w:val="2"/>
-        <w:sz w:val="24"/>
-        <w:szCs w:val="24"/>
-        <w:lang w:val="en-US" w:eastAsia="en-US" w:bidi="ar-SA"/>
+        <w:sz w:val="22"/>
+        <w:szCs w:val="22"/>
+        <w:lang w:val="en-IN" w:eastAsia="en-US" w:bidi="ar-SA"/>
         <w14:ligatures w14:val="standardContextual"/>
       </w:rPr>
     </w:rPrDefault>
     <w:pPrDefault>
       <w:pPr>
-        <w:spacing w:after="160" w:line="278" w:lineRule="auto"/>
+        <w:spacing w:after="160" w:line="259" w:lineRule="auto"/>
       </w:pPr>
     </w:pPrDefault>
   </w:docDefaults>
@@ -1024,7 +663,7 @@
     <w:link w:val="Heading1Char"/>
     <w:uiPriority w:val="9"/>
     <w:qFormat/>
-    <w:rsid w:val="008D1A6F"/>
+    <w:rsid w:val="000C6ECD"/>
     <w:pPr>
       <w:keepNext/>
       <w:keepLines/>
@@ -1047,7 +686,7 @@
     <w:semiHidden/>
     <w:unhideWhenUsed/>
     <w:qFormat/>
-    <w:rsid w:val="008D1A6F"/>
+    <w:rsid w:val="000C6ECD"/>
     <w:pPr>
       <w:keepNext/>
       <w:keepLines/>
@@ -1070,7 +709,7 @@
     <w:semiHidden/>
     <w:unhideWhenUsed/>
     <w:qFormat/>
-    <w:rsid w:val="008D1A6F"/>
+    <w:rsid w:val="000C6ECD"/>
     <w:pPr>
       <w:keepNext/>
       <w:keepLines/>
@@ -1093,7 +732,7 @@
     <w:semiHidden/>
     <w:unhideWhenUsed/>
     <w:qFormat/>
-    <w:rsid w:val="008D1A6F"/>
+    <w:rsid w:val="000C6ECD"/>
     <w:pPr>
       <w:keepNext/>
       <w:keepLines/>
@@ -1116,7 +755,7 @@
     <w:semiHidden/>
     <w:unhideWhenUsed/>
     <w:qFormat/>
-    <w:rsid w:val="008D1A6F"/>
+    <w:rsid w:val="000C6ECD"/>
     <w:pPr>
       <w:keepNext/>
       <w:keepLines/>
@@ -1137,7 +776,7 @@
     <w:semiHidden/>
     <w:unhideWhenUsed/>
     <w:qFormat/>
-    <w:rsid w:val="008D1A6F"/>
+    <w:rsid w:val="000C6ECD"/>
     <w:pPr>
       <w:keepNext/>
       <w:keepLines/>
@@ -1160,7 +799,7 @@
     <w:semiHidden/>
     <w:unhideWhenUsed/>
     <w:qFormat/>
-    <w:rsid w:val="008D1A6F"/>
+    <w:rsid w:val="000C6ECD"/>
     <w:pPr>
       <w:keepNext/>
       <w:keepLines/>
@@ -1181,7 +820,7 @@
     <w:semiHidden/>
     <w:unhideWhenUsed/>
     <w:qFormat/>
-    <w:rsid w:val="008D1A6F"/>
+    <w:rsid w:val="000C6ECD"/>
     <w:pPr>
       <w:keepNext/>
       <w:keepLines/>
@@ -1204,7 +843,7 @@
     <w:semiHidden/>
     <w:unhideWhenUsed/>
     <w:qFormat/>
-    <w:rsid w:val="008D1A6F"/>
+    <w:rsid w:val="000C6ECD"/>
     <w:pPr>
       <w:keepNext/>
       <w:keepLines/>
@@ -1219,7 +858,6 @@
   <w:style w:type="character" w:default="1" w:styleId="DefaultParagraphFont">
     <w:name w:val="Default Paragraph Font"/>
     <w:uiPriority w:val="1"/>
-    <w:semiHidden/>
     <w:unhideWhenUsed/>
   </w:style>
   <w:style w:type="table" w:default="1" w:styleId="TableNormal">
@@ -1248,7 +886,7 @@
     <w:basedOn w:val="DefaultParagraphFont"/>
     <w:link w:val="Heading1"/>
     <w:uiPriority w:val="9"/>
-    <w:rsid w:val="008D1A6F"/>
+    <w:rsid w:val="000C6ECD"/>
     <w:rPr>
       <w:rFonts w:asciiTheme="majorHAnsi" w:eastAsiaTheme="majorEastAsia" w:hAnsiTheme="majorHAnsi" w:cstheme="majorBidi"/>
       <w:color w:val="2F5496" w:themeColor="accent1" w:themeShade="BF"/>
@@ -1262,7 +900,7 @@
     <w:link w:val="Heading2"/>
     <w:uiPriority w:val="9"/>
     <w:semiHidden/>
-    <w:rsid w:val="008D1A6F"/>
+    <w:rsid w:val="000C6ECD"/>
     <w:rPr>
       <w:rFonts w:asciiTheme="majorHAnsi" w:eastAsiaTheme="majorEastAsia" w:hAnsiTheme="majorHAnsi" w:cstheme="majorBidi"/>
       <w:color w:val="2F5496" w:themeColor="accent1" w:themeShade="BF"/>
@@ -1276,7 +914,7 @@
     <w:link w:val="Heading3"/>
     <w:uiPriority w:val="9"/>
     <w:semiHidden/>
-    <w:rsid w:val="008D1A6F"/>
+    <w:rsid w:val="000C6ECD"/>
     <w:rPr>
       <w:rFonts w:eastAsiaTheme="majorEastAsia" w:cstheme="majorBidi"/>
       <w:color w:val="2F5496" w:themeColor="accent1" w:themeShade="BF"/>
@@ -1290,7 +928,7 @@
     <w:link w:val="Heading4"/>
     <w:uiPriority w:val="9"/>
     <w:semiHidden/>
-    <w:rsid w:val="008D1A6F"/>
+    <w:rsid w:val="000C6ECD"/>
     <w:rPr>
       <w:rFonts w:eastAsiaTheme="majorEastAsia" w:cstheme="majorBidi"/>
       <w:i/>
@@ -1304,7 +942,7 @@
     <w:link w:val="Heading5"/>
     <w:uiPriority w:val="9"/>
     <w:semiHidden/>
-    <w:rsid w:val="008D1A6F"/>
+    <w:rsid w:val="000C6ECD"/>
     <w:rPr>
       <w:rFonts w:eastAsiaTheme="majorEastAsia" w:cstheme="majorBidi"/>
       <w:color w:val="2F5496" w:themeColor="accent1" w:themeShade="BF"/>
@@ -1316,7 +954,7 @@
     <w:link w:val="Heading6"/>
     <w:uiPriority w:val="9"/>
     <w:semiHidden/>
-    <w:rsid w:val="008D1A6F"/>
+    <w:rsid w:val="000C6ECD"/>
     <w:rPr>
       <w:rFonts w:eastAsiaTheme="majorEastAsia" w:cstheme="majorBidi"/>
       <w:i/>
@@ -1330,7 +968,7 @@
     <w:link w:val="Heading7"/>
     <w:uiPriority w:val="9"/>
     <w:semiHidden/>
-    <w:rsid w:val="008D1A6F"/>
+    <w:rsid w:val="000C6ECD"/>
     <w:rPr>
       <w:rFonts w:eastAsiaTheme="majorEastAsia" w:cstheme="majorBidi"/>
       <w:color w:val="595959" w:themeColor="text1" w:themeTint="A6"/>
@@ -1342,7 +980,7 @@
     <w:link w:val="Heading8"/>
     <w:uiPriority w:val="9"/>
     <w:semiHidden/>
-    <w:rsid w:val="008D1A6F"/>
+    <w:rsid w:val="000C6ECD"/>
     <w:rPr>
       <w:rFonts w:eastAsiaTheme="majorEastAsia" w:cstheme="majorBidi"/>
       <w:i/>
@@ -1356,7 +994,7 @@
     <w:link w:val="Heading9"/>
     <w:uiPriority w:val="9"/>
     <w:semiHidden/>
-    <w:rsid w:val="008D1A6F"/>
+    <w:rsid w:val="000C6ECD"/>
     <w:rPr>
       <w:rFonts w:eastAsiaTheme="majorEastAsia" w:cstheme="majorBidi"/>
       <w:color w:val="272727" w:themeColor="text1" w:themeTint="D8"/>
@@ -1369,7 +1007,7 @@
     <w:link w:val="TitleChar"/>
     <w:uiPriority w:val="10"/>
     <w:qFormat/>
-    <w:rsid w:val="008D1A6F"/>
+    <w:rsid w:val="000C6ECD"/>
     <w:pPr>
       <w:spacing w:after="80" w:line="240" w:lineRule="auto"/>
       <w:contextualSpacing/>
@@ -1387,7 +1025,7 @@
     <w:basedOn w:val="DefaultParagraphFont"/>
     <w:link w:val="Title"/>
     <w:uiPriority w:val="10"/>
-    <w:rsid w:val="008D1A6F"/>
+    <w:rsid w:val="000C6ECD"/>
     <w:rPr>
       <w:rFonts w:asciiTheme="majorHAnsi" w:eastAsiaTheme="majorEastAsia" w:hAnsiTheme="majorHAnsi" w:cstheme="majorBidi"/>
       <w:spacing w:val="-10"/>
@@ -1403,7 +1041,7 @@
     <w:link w:val="SubtitleChar"/>
     <w:uiPriority w:val="11"/>
     <w:qFormat/>
-    <w:rsid w:val="008D1A6F"/>
+    <w:rsid w:val="000C6ECD"/>
     <w:pPr>
       <w:numPr>
         <w:ilvl w:val="1"/>
@@ -1422,7 +1060,7 @@
     <w:basedOn w:val="DefaultParagraphFont"/>
     <w:link w:val="Subtitle"/>
     <w:uiPriority w:val="11"/>
-    <w:rsid w:val="008D1A6F"/>
+    <w:rsid w:val="000C6ECD"/>
     <w:rPr>
       <w:rFonts w:eastAsiaTheme="majorEastAsia" w:cstheme="majorBidi"/>
       <w:color w:val="595959" w:themeColor="text1" w:themeTint="A6"/>
@@ -1438,7 +1076,7 @@
     <w:link w:val="QuoteChar"/>
     <w:uiPriority w:val="29"/>
     <w:qFormat/>
-    <w:rsid w:val="008D1A6F"/>
+    <w:rsid w:val="000C6ECD"/>
     <w:pPr>
       <w:spacing w:before="160"/>
       <w:jc w:val="center"/>
@@ -1454,7 +1092,7 @@
     <w:basedOn w:val="DefaultParagraphFont"/>
     <w:link w:val="Quote"/>
     <w:uiPriority w:val="29"/>
-    <w:rsid w:val="008D1A6F"/>
+    <w:rsid w:val="000C6ECD"/>
     <w:rPr>
       <w:i/>
       <w:iCs/>
@@ -1466,7 +1104,7 @@
     <w:basedOn w:val="Normal"/>
     <w:uiPriority w:val="34"/>
     <w:qFormat/>
-    <w:rsid w:val="008D1A6F"/>
+    <w:rsid w:val="000C6ECD"/>
     <w:pPr>
       <w:ind w:left="720"/>
       <w:contextualSpacing/>
@@ -1477,7 +1115,7 @@
     <w:basedOn w:val="DefaultParagraphFont"/>
     <w:uiPriority w:val="21"/>
     <w:qFormat/>
-    <w:rsid w:val="008D1A6F"/>
+    <w:rsid w:val="000C6ECD"/>
     <w:rPr>
       <w:i/>
       <w:iCs/>
@@ -1491,7 +1129,7 @@
     <w:link w:val="IntenseQuoteChar"/>
     <w:uiPriority w:val="30"/>
     <w:qFormat/>
-    <w:rsid w:val="008D1A6F"/>
+    <w:rsid w:val="000C6ECD"/>
     <w:pPr>
       <w:pBdr>
         <w:top w:val="single" w:sz="4" w:space="10" w:color="2F5496" w:themeColor="accent1" w:themeShade="BF"/>
@@ -1512,7 +1150,7 @@
     <w:basedOn w:val="DefaultParagraphFont"/>
     <w:link w:val="IntenseQuote"/>
     <w:uiPriority w:val="30"/>
-    <w:rsid w:val="008D1A6F"/>
+    <w:rsid w:val="000C6ECD"/>
     <w:rPr>
       <w:i/>
       <w:iCs/>
@@ -1524,7 +1162,7 @@
     <w:basedOn w:val="DefaultParagraphFont"/>
     <w:uiPriority w:val="32"/>
     <w:qFormat/>
-    <w:rsid w:val="008D1A6F"/>
+    <w:rsid w:val="000C6ECD"/>
     <w:rPr>
       <w:b/>
       <w:bCs/>
